--- a/input/E063 Brainstorm AI Power Shift in AI Panel/Brainstorm AI-The New AI Power Shift V1 for tracking.docx
+++ b/input/E063 Brainstorm AI Power Shift in AI Panel/Brainstorm AI-The New AI Power Shift V1 for tracking.docx
@@ -67,7 +67,6 @@
         </w:rPr>
         <w:t xml:space="preserve">I get to moderate a few of those …and I’m sharing them here</w:t>
       </w:r>
-      <w:commentRangeStart w:id="0"/>
       <w:r>
         <w:rPr>
           <w:color w:val="0000ff"/>
@@ -75,10 +74,7 @@
         </w:rPr>
         <w:t xml:space="preserve"> on Pioneers of A</w:t>
       </w:r>
-      <w:commentRangeEnd w:id="0"/>
-      <w:r>
-        <w:commentReference w:id="0"/>
-      </w:r>
+      <w:r/>
       <w:r>
         <w:rPr>
           <w:color w:val="0000ff"/>
@@ -242,7 +238,6 @@
         </w:rPr>
         <w:t xml:space="preserve">Our conversation gets into the relative strengths of industry and academia, how to bring the two worlds closer togethe</w:t>
       </w:r>
-      <w:commentRangeStart w:id="1"/>
       <w:r>
         <w:rPr>
           <w:color w:val="0000ff"/>
@@ -250,10 +245,7 @@
         </w:rPr>
         <w:t xml:space="preserve">r, </w:t>
       </w:r>
-      <w:commentRangeEnd w:id="1"/>
-      <w:r>
-        <w:commentReference w:id="1"/>
-      </w:r>
+      <w:r/>
       <w:r>
         <w:rPr>
           <w:color w:val="0000ff"/>
@@ -1698,7 +1690,6 @@
           <w:szCs w:val="28"/>
         </w:rPr>
       </w:pPr>
-      <w:commentRangeStart w:id="2"/>
       <w:r>
         <w:rPr>
           <w:rFonts w:ascii="Times New Roman" w:cs="Times New Roman" w:eastAsia="Times New Roman" w:hAnsi="Times New Roman"/>
@@ -1709,10 +1700,7 @@
         </w:rPr>
         <w:t xml:space="preserve">RANA VO: We'll be right back with more from our panel conversation after a short break.</w:t>
       </w:r>
-      <w:commentRangeEnd w:id="2"/>
-      <w:r>
-        <w:commentReference w:id="2"/>
-      </w:r>
+      <w:r/>
       <w:r>
         <w:rPr>
           <w:rtl w:val="0"/>
@@ -2836,8 +2824,6 @@
         </w:rPr>
       </w:pPr>
       <w:del w:author="Bryan Pugh" w:id="0" w:date="2025-12-23T18:59:10Z">
-        <w:commentRangeStart w:id="3"/>
-        <w:commentRangeStart w:id="4"/>
         <w:r>
           <w:rPr>
             <w:rFonts w:ascii="Times New Roman" w:cs="Times New Roman" w:eastAsia="Times New Roman" w:hAnsi="Times New Roman"/>
@@ -2900,14 +2886,8 @@
           <w:delText xml:space="preserve"> know, very quickly. </w:delText>
         </w:r>
       </w:del>
-      <w:commentRangeEnd w:id="3"/>
-      <w:r>
-        <w:commentReference w:id="3"/>
-      </w:r>
-      <w:commentRangeEnd w:id="4"/>
-      <w:r>
-        <w:commentReference w:id="4"/>
-      </w:r>
+      <w:r/>
+      <w:r/>
       <w:r>
         <w:rPr>
           <w:rFonts w:ascii="Times New Roman" w:cs="Times New Roman" w:eastAsia="Times New Roman" w:hAnsi="Times New Roman"/>
@@ -3465,286 +3445,6 @@
     </w:sectPr>
   </w:body>
 </w:document>
-</file>
-
-<file path=word/comments.xml><?xml version="1.0" encoding="utf-8"?>
-<w:comments xmlns:mc="http://schemas.openxmlformats.org/markup-compatibility/2006" xmlns:o="urn:schemas-microsoft-com:office:office" xmlns:r="http://schemas.openxmlformats.org/officeDocument/2006/relationships" xmlns:m="http://schemas.openxmlformats.org/officeDocument/2006/math" xmlns:v="urn:schemas-microsoft-com:vml" xmlns:wp="http://schemas.openxmlformats.org/drawingml/2006/wordprocessingDrawing" xmlns:w10="urn:schemas-microsoft-com:office:word" xmlns:w="http://schemas.openxmlformats.org/wordprocessingml/2006/main" xmlns:wne="http://schemas.microsoft.com/office/word/2006/wordml" xmlns:sl="http://schemas.openxmlformats.org/schemaLibrary/2006/main" xmlns:a="http://schemas.openxmlformats.org/drawingml/2006/main" xmlns:pic="http://schemas.openxmlformats.org/drawingml/2006/picture" xmlns:c="http://schemas.openxmlformats.org/drawingml/2006/chart" xmlns:lc="http://schemas.openxmlformats.org/drawingml/2006/lockedCanvas" xmlns:dgm="http://schemas.openxmlformats.org/drawingml/2006/diagram" xmlns:wps="http://schemas.microsoft.com/office/word/2010/wordprocessingShape" xmlns:wpg="http://schemas.microsoft.com/office/word/2010/wordprocessingGroup" xmlns:w14="http://schemas.microsoft.com/office/word/2010/wordml" xmlns:w15="http://schemas.microsoft.com/office/word/2012/wordml" xmlns:w16="http://schemas.microsoft.com/office/word/2018/wordml" xmlns:w16cex="http://schemas.microsoft.com/office/word/2018/wordml/cex" xmlns:w16cid="http://schemas.microsoft.com/office/word/2016/wordml/cid" xmlns="http://schemas.microsoft.com/office/tasks/2019/documenttasks" xmlns:cr="http://schemas.microsoft.com/office/comments/2020/reactions">
-  <w:comment w:author="Eve Troeh" w:id="2" w:date="2025-12-17T18:14:04Z">
-    <w:p>
-      <w:pPr>
-        <w:keepNext w:val="0"/>
-        <w:keepLines w:val="0"/>
-        <w:pageBreakBefore w:val="0"/>
-        <w:widowControl w:val="0"/>
-        <w:pBdr>
-          <w:top w:space="0" w:sz="0" w:val="nil"/>
-          <w:left w:space="0" w:sz="0" w:val="nil"/>
-          <w:bottom w:space="0" w:sz="0" w:val="nil"/>
-          <w:right w:space="0" w:sz="0" w:val="nil"/>
-          <w:between w:space="0" w:sz="0" w:val="nil"/>
-        </w:pBdr>
-        <w:shd w:fill="auto" w:val="clear"/>
-        <w:spacing w:after="0" w:before="0" w:line="240" w:lineRule="auto"/>
-        <w:ind w:left="0" w:right="0" w:firstLine="0"/>
-        <w:jc w:val="left"/>
-        <w:rPr>
-          <w:rFonts w:ascii="Arial" w:cs="Arial" w:eastAsia="Arial" w:hAnsi="Arial"/>
-          <w:b w:val="0"/>
-          <w:bCs w:val="0"/>
-          <w:i w:val="0"/>
-          <w:iCs w:val="0"/>
-          <w:smallCaps w:val="0"/>
-          <w:strike w:val="0"/>
-          <w:color w:val="000000"/>
-          <w:sz w:val="22"/>
-          <w:szCs w:val="22"/>
-          <w:u w:val="none"/>
-          <w:shd w:fill="auto" w:val="clear"/>
-          <w:vertAlign w:val="baseline"/>
-        </w:rPr>
-      </w:pPr>
-      <w:r>
-        <w:rPr>
-          <w:rFonts w:ascii="Arial" w:cs="Arial" w:eastAsia="Arial" w:hAnsi="Arial"/>
-          <w:b w:val="0"/>
-          <w:bCs w:val="0"/>
-          <w:i w:val="0"/>
-          <w:iCs w:val="0"/>
-          <w:smallCaps w:val="0"/>
-          <w:strike w:val="0"/>
-          <w:color w:val="000000"/>
-          <w:sz w:val="22"/>
-          <w:szCs w:val="22"/>
-          <w:u w:val="none"/>
-          <w:shd w:fill="auto" w:val="clear"/>
-          <w:vertAlign w:val="baseline"/>
-          <w:rtl w:val="0"/>
-        </w:rPr>
-        <w:t xml:space="preserve">Midroll here</w:t>
-      </w:r>
-    </w:p>
-  </w:comment>
-  <w:comment w:author="Eve Troeh" w:id="0" w:date="2025-12-17T18:07:47Z">
-    <w:p>
-      <w:pPr>
-        <w:keepNext w:val="0"/>
-        <w:keepLines w:val="0"/>
-        <w:pageBreakBefore w:val="0"/>
-        <w:widowControl w:val="0"/>
-        <w:pBdr>
-          <w:top w:space="0" w:sz="0" w:val="nil"/>
-          <w:left w:space="0" w:sz="0" w:val="nil"/>
-          <w:bottom w:space="0" w:sz="0" w:val="nil"/>
-          <w:right w:space="0" w:sz="0" w:val="nil"/>
-          <w:between w:space="0" w:sz="0" w:val="nil"/>
-        </w:pBdr>
-        <w:shd w:fill="auto" w:val="clear"/>
-        <w:spacing w:after="0" w:before="0" w:line="240" w:lineRule="auto"/>
-        <w:ind w:left="0" w:right="0" w:firstLine="0"/>
-        <w:jc w:val="left"/>
-        <w:rPr>
-          <w:rFonts w:ascii="Arial" w:cs="Arial" w:eastAsia="Arial" w:hAnsi="Arial"/>
-          <w:b w:val="0"/>
-          <w:bCs w:val="0"/>
-          <w:i w:val="0"/>
-          <w:iCs w:val="0"/>
-          <w:smallCaps w:val="0"/>
-          <w:strike w:val="0"/>
-          <w:color w:val="000000"/>
-          <w:sz w:val="22"/>
-          <w:szCs w:val="22"/>
-          <w:u w:val="none"/>
-          <w:shd w:fill="auto" w:val="clear"/>
-          <w:vertAlign w:val="baseline"/>
-        </w:rPr>
-      </w:pPr>
-      <w:r>
-        <w:rPr>
-          <w:rFonts w:ascii="Arial" w:cs="Arial" w:eastAsia="Arial" w:hAnsi="Arial"/>
-          <w:b w:val="0"/>
-          <w:bCs w:val="0"/>
-          <w:i w:val="0"/>
-          <w:iCs w:val="0"/>
-          <w:smallCaps w:val="0"/>
-          <w:strike w:val="0"/>
-          <w:color w:val="000000"/>
-          <w:sz w:val="22"/>
-          <w:szCs w:val="22"/>
-          <w:u w:val="none"/>
-          <w:shd w:fill="auto" w:val="clear"/>
-          <w:vertAlign w:val="baseline"/>
-          <w:rtl w:val="0"/>
-        </w:rPr>
-        <w:t xml:space="preserve">fyi we still don't know if we can use Kiara's chat from Fortune -- waiting on word from her team. will keep you posted!</w:t>
-      </w:r>
-    </w:p>
-  </w:comment>
-  <w:comment w:author="Bryan Pugh" w:id="3" w:date="2025-12-23T18:59:22Z">
-    <w:p>
-      <w:pPr>
-        <w:keepNext w:val="0"/>
-        <w:keepLines w:val="0"/>
-        <w:pageBreakBefore w:val="0"/>
-        <w:widowControl w:val="0"/>
-        <w:pBdr>
-          <w:top w:space="0" w:sz="0" w:val="nil"/>
-          <w:left w:space="0" w:sz="0" w:val="nil"/>
-          <w:bottom w:space="0" w:sz="0" w:val="nil"/>
-          <w:right w:space="0" w:sz="0" w:val="nil"/>
-          <w:between w:space="0" w:sz="0" w:val="nil"/>
-        </w:pBdr>
-        <w:shd w:fill="auto" w:val="clear"/>
-        <w:spacing w:after="0" w:before="0" w:line="240" w:lineRule="auto"/>
-        <w:ind w:left="0" w:right="0" w:firstLine="0"/>
-        <w:jc w:val="left"/>
-        <w:rPr>
-          <w:rFonts w:ascii="Arial" w:cs="Arial" w:eastAsia="Arial" w:hAnsi="Arial"/>
-          <w:b w:val="0"/>
-          <w:bCs w:val="0"/>
-          <w:i w:val="0"/>
-          <w:iCs w:val="0"/>
-          <w:smallCaps w:val="0"/>
-          <w:strike w:val="0"/>
-          <w:color w:val="000000"/>
-          <w:sz w:val="22"/>
-          <w:szCs w:val="22"/>
-          <w:u w:val="none"/>
-          <w:shd w:fill="auto" w:val="clear"/>
-          <w:vertAlign w:val="baseline"/>
-        </w:rPr>
-      </w:pPr>
-      <w:r>
-        <w:rPr>
-          <w:rFonts w:ascii="Arial" w:cs="Arial" w:eastAsia="Arial" w:hAnsi="Arial"/>
-          <w:b w:val="0"/>
-          <w:bCs w:val="0"/>
-          <w:i w:val="0"/>
-          <w:iCs w:val="0"/>
-          <w:smallCaps w:val="0"/>
-          <w:strike w:val="0"/>
-          <w:color w:val="000000"/>
-          <w:sz w:val="22"/>
-          <w:szCs w:val="22"/>
-          <w:u w:val="none"/>
-          <w:shd w:fill="auto" w:val="clear"/>
-          <w:vertAlign w:val="baseline"/>
-          <w:rtl w:val="0"/>
-        </w:rPr>
-        <w:t xml:space="preserve">@rachelishikawa@waitwhat.com</w:t>
-      </w:r>
-    </w:p>
-  </w:comment>
-  <w:comment w:author="Rachel Ishikawa" w:id="4" w:date="2025-12-23T19:04:40Z">
-    <w:p>
-      <w:pPr>
-        <w:keepNext w:val="0"/>
-        <w:keepLines w:val="0"/>
-        <w:pageBreakBefore w:val="0"/>
-        <w:widowControl w:val="0"/>
-        <w:pBdr>
-          <w:top w:space="0" w:sz="0" w:val="nil"/>
-          <w:left w:space="0" w:sz="0" w:val="nil"/>
-          <w:bottom w:space="0" w:sz="0" w:val="nil"/>
-          <w:right w:space="0" w:sz="0" w:val="nil"/>
-          <w:between w:space="0" w:sz="0" w:val="nil"/>
-        </w:pBdr>
-        <w:shd w:fill="auto" w:val="clear"/>
-        <w:spacing w:after="0" w:before="0" w:line="240" w:lineRule="auto"/>
-        <w:ind w:left="0" w:right="0" w:firstLine="0"/>
-        <w:jc w:val="left"/>
-        <w:rPr>
-          <w:rFonts w:ascii="Arial" w:cs="Arial" w:eastAsia="Arial" w:hAnsi="Arial"/>
-          <w:b w:val="0"/>
-          <w:bCs w:val="0"/>
-          <w:i w:val="0"/>
-          <w:iCs w:val="0"/>
-          <w:smallCaps w:val="0"/>
-          <w:strike w:val="0"/>
-          <w:color w:val="000000"/>
-          <w:sz w:val="22"/>
-          <w:szCs w:val="22"/>
-          <w:u w:val="none"/>
-          <w:shd w:fill="auto" w:val="clear"/>
-          <w:vertAlign w:val="baseline"/>
-        </w:rPr>
-      </w:pPr>
-      <w:r>
-        <w:rPr>
-          <w:rFonts w:ascii="Arial" w:cs="Arial" w:eastAsia="Arial" w:hAnsi="Arial"/>
-          <w:b w:val="0"/>
-          <w:bCs w:val="0"/>
-          <w:i w:val="0"/>
-          <w:iCs w:val="0"/>
-          <w:smallCaps w:val="0"/>
-          <w:strike w:val="0"/>
-          <w:color w:val="000000"/>
-          <w:sz w:val="22"/>
-          <w:szCs w:val="22"/>
-          <w:u w:val="none"/>
-          <w:shd w:fill="auto" w:val="clear"/>
-          <w:vertAlign w:val="baseline"/>
-          <w:rtl w:val="0"/>
-        </w:rPr>
-        <w:t xml:space="preserve">Yes that would be great @bryan@waitwhat.com</w:t>
-      </w:r>
-    </w:p>
-  </w:comment>
-  <w:comment w:author="Eve Troeh" w:id="1" w:date="2025-12-17T18:13:42Z">
-    <w:p>
-      <w:pPr>
-        <w:keepNext w:val="0"/>
-        <w:keepLines w:val="0"/>
-        <w:pageBreakBefore w:val="0"/>
-        <w:widowControl w:val="0"/>
-        <w:pBdr>
-          <w:top w:space="0" w:sz="0" w:val="nil"/>
-          <w:left w:space="0" w:sz="0" w:val="nil"/>
-          <w:bottom w:space="0" w:sz="0" w:val="nil"/>
-          <w:right w:space="0" w:sz="0" w:val="nil"/>
-          <w:between w:space="0" w:sz="0" w:val="nil"/>
-        </w:pBdr>
-        <w:shd w:fill="auto" w:val="clear"/>
-        <w:spacing w:after="0" w:before="0" w:line="240" w:lineRule="auto"/>
-        <w:ind w:left="0" w:right="0" w:firstLine="0"/>
-        <w:jc w:val="left"/>
-        <w:rPr>
-          <w:rFonts w:ascii="Arial" w:cs="Arial" w:eastAsia="Arial" w:hAnsi="Arial"/>
-          <w:b w:val="0"/>
-          <w:bCs w:val="0"/>
-          <w:i w:val="0"/>
-          <w:iCs w:val="0"/>
-          <w:smallCaps w:val="0"/>
-          <w:strike w:val="0"/>
-          <w:color w:val="000000"/>
-          <w:sz w:val="22"/>
-          <w:szCs w:val="22"/>
-          <w:u w:val="none"/>
-          <w:shd w:fill="auto" w:val="clear"/>
-          <w:vertAlign w:val="baseline"/>
-        </w:rPr>
-      </w:pPr>
-      <w:r>
-        <w:rPr>
-          <w:rFonts w:ascii="Arial" w:cs="Arial" w:eastAsia="Arial" w:hAnsi="Arial"/>
-          <w:b w:val="0"/>
-          <w:bCs w:val="0"/>
-          <w:i w:val="0"/>
-          <w:iCs w:val="0"/>
-          <w:smallCaps w:val="0"/>
-          <w:strike w:val="0"/>
-          <w:color w:val="000000"/>
-          <w:sz w:val="22"/>
-          <w:szCs w:val="22"/>
-          <w:u w:val="none"/>
-          <w:shd w:fill="auto" w:val="clear"/>
-          <w:vertAlign w:val="baseline"/>
-          <w:rtl w:val="0"/>
-        </w:rPr>
-        <w:t xml:space="preserve">could cut? just let this point come up in the conversation itself</w:t>
-      </w:r>
-    </w:p>
-  </w:comment>
-</w:comments>
 </file>
 
 <file path=word/footer1.xml><?xml version="1.0" encoding="utf-8"?>
